--- a/Описание программы.docx
+++ b/Описание программы.docx
@@ -128,17 +128,13 @@
         <w:jc w:val="center"/>
         <w:rPr>
           <w:rFonts w:ascii="Times New Roman" w:hAnsi="Times New Roman"/>
-          <w:b/>
-          <w:bCs/>
-          <w:sz w:val="28"/>
-          <w:szCs w:val="28"/>
-        </w:rPr>
-      </w:pPr>
-      <w:r>
-        <w:rPr>
-          <w:rFonts w:ascii="Times New Roman" w:hAnsi="Times New Roman"/>
-          <w:b/>
-          <w:bCs/>
+          <w:sz w:val="28"/>
+          <w:szCs w:val="28"/>
+        </w:rPr>
+      </w:pPr>
+      <w:r>
+        <w:rPr>
+          <w:rFonts w:ascii="Times New Roman" w:hAnsi="Times New Roman"/>
           <w:sz w:val="28"/>
           <w:szCs w:val="28"/>
         </w:rPr>
@@ -150,17 +146,13 @@
         <w:jc w:val="center"/>
         <w:rPr>
           <w:rFonts w:ascii="Times New Roman" w:hAnsi="Times New Roman"/>
-          <w:b/>
-          <w:bCs/>
-          <w:sz w:val="28"/>
-          <w:szCs w:val="28"/>
-        </w:rPr>
-      </w:pPr>
-      <w:r>
-        <w:rPr>
-          <w:rFonts w:ascii="Times New Roman" w:hAnsi="Times New Roman"/>
-          <w:b/>
-          <w:bCs/>
+          <w:sz w:val="28"/>
+          <w:szCs w:val="28"/>
+        </w:rPr>
+      </w:pPr>
+      <w:r>
+        <w:rPr>
+          <w:rFonts w:ascii="Times New Roman" w:hAnsi="Times New Roman"/>
           <w:sz w:val="28"/>
           <w:szCs w:val="28"/>
         </w:rPr>
@@ -182,7 +174,15 @@
           <w:sz w:val="28"/>
           <w:szCs w:val="28"/>
         </w:rPr>
-        <w:t xml:space="preserve">Листов </w:t>
+        <w:t>Страниц</w:t>
+      </w:r>
+      <w:r>
+        <w:rPr>
+          <w:rFonts w:ascii="Times New Roman" w:hAnsi="Times New Roman"/>
+          <w:sz w:val="28"/>
+          <w:szCs w:val="28"/>
+        </w:rPr>
+        <w:t xml:space="preserve"> </w:t>
       </w:r>
       <w:r>
         <w:rPr>
@@ -341,6 +341,15 @@
     </w:p>
     <w:sdt>
       <w:sdtPr>
+        <w:rPr>
+          <w:rFonts w:asciiTheme="minorHAnsi" w:eastAsiaTheme="minorHAnsi" w:hAnsiTheme="minorHAnsi" w:cstheme="minorBidi"/>
+          <w:color w:val="auto"/>
+          <w:kern w:val="2"/>
+          <w:sz w:val="24"/>
+          <w:szCs w:val="24"/>
+          <w:lang w:eastAsia="en-US"/>
+          <w14:ligatures w14:val="standardContextual"/>
+        </w:rPr>
         <w:id w:val="-1900818817"/>
         <w:docPartObj>
           <w:docPartGallery w:val="Table of Contents"/>
@@ -349,15 +358,8 @@
       </w:sdtPr>
       <w:sdtEndPr>
         <w:rPr>
-          <w:rFonts w:asciiTheme="minorHAnsi" w:eastAsiaTheme="minorHAnsi" w:hAnsiTheme="minorHAnsi" w:cstheme="minorBidi"/>
           <w:b/>
           <w:bCs/>
-          <w:color w:val="auto"/>
-          <w:kern w:val="2"/>
-          <w:sz w:val="24"/>
-          <w:szCs w:val="24"/>
-          <w:lang w:eastAsia="en-US"/>
-          <w14:ligatures w14:val="standardContextual"/>
         </w:rPr>
       </w:sdtEndPr>
       <w:sdtContent>
@@ -387,30 +389,16 @@
           </w:r>
         </w:p>
         <w:p>
-          <w:r>
-            <w:fldChar w:fldCharType="begin"/>
-          </w:r>
-          <w:r>
-            <w:instrText xml:space="preserve"> TOC \o "1-3" \h \z \u </w:instrText>
-          </w:r>
-          <w:r>
-            <w:fldChar w:fldCharType="separate"/>
-          </w:r>
-          <w:r>
-            <w:rPr>
-              <w:b/>
-              <w:bCs/>
-              <w:noProof/>
-            </w:rPr>
-            <w:t>Элементы оглавления не найдены.</w:t>
-          </w:r>
-          <w:r>
-            <w:rPr>
-              <w:b/>
-              <w:bCs/>
-            </w:rPr>
-            <w:fldChar w:fldCharType="end"/>
-          </w:r>
+          <w:fldSimple w:instr=" TOC \o &quot;1-3&quot; \h \z \u ">
+            <w:r>
+              <w:rPr>
+                <w:b/>
+                <w:bCs/>
+                <w:noProof/>
+              </w:rPr>
+              <w:t>Элементы оглавления не найдены.</w:t>
+            </w:r>
+          </w:fldSimple>
         </w:p>
       </w:sdtContent>
     </w:sdt>
@@ -840,15 +828,7 @@
           <w:sz w:val="28"/>
           <w:szCs w:val="28"/>
         </w:rPr>
-        <w:t xml:space="preserve">1. </w:t>
-      </w:r>
-      <w:r>
-        <w:rPr>
-          <w:rFonts w:ascii="Times New Roman" w:hAnsi="Times New Roman" w:cs="Times New Roman"/>
-          <w:sz w:val="28"/>
-          <w:szCs w:val="28"/>
-        </w:rPr>
-        <w:t>Идентификация и аутентификация пользователей посредством формы авторизации с проверкой логина и пароля</w:t>
+        <w:t>1. Идентификация и аутентификация пользователей посредством формы авторизации с проверкой логина и пароля</w:t>
       </w:r>
     </w:p>
     <w:p>
@@ -867,15 +847,7 @@
           <w:sz w:val="28"/>
           <w:szCs w:val="28"/>
         </w:rPr>
-        <w:t xml:space="preserve">2. </w:t>
-      </w:r>
-      <w:r>
-        <w:rPr>
-          <w:rFonts w:ascii="Times New Roman" w:hAnsi="Times New Roman" w:cs="Times New Roman"/>
-          <w:sz w:val="28"/>
-          <w:szCs w:val="28"/>
-        </w:rPr>
-        <w:t>Верификация пользователя с помощью интерактивной CAPTCHA</w:t>
+        <w:t>2. Верификация пользователя с помощью интерактивной CAPTCHA</w:t>
       </w:r>
     </w:p>
     <w:p>
@@ -894,15 +866,7 @@
           <w:sz w:val="28"/>
           <w:szCs w:val="28"/>
         </w:rPr>
-        <w:t xml:space="preserve">3. </w:t>
-      </w:r>
-      <w:r>
-        <w:rPr>
-          <w:rFonts w:ascii="Times New Roman" w:hAnsi="Times New Roman" w:cs="Times New Roman"/>
-          <w:sz w:val="28"/>
-          <w:szCs w:val="28"/>
-        </w:rPr>
-        <w:t>Разграничение прав доступа пользователей по ролям "Администратор" и "Пользователь"</w:t>
+        <w:t>3. Разграничение прав доступа пользователей по ролям "Администратор" и "Пользователь"</w:t>
       </w:r>
     </w:p>
     <w:p>
@@ -921,15 +885,7 @@
           <w:sz w:val="28"/>
           <w:szCs w:val="28"/>
         </w:rPr>
-        <w:t xml:space="preserve">4. </w:t>
-      </w:r>
-      <w:r>
-        <w:rPr>
-          <w:rFonts w:ascii="Times New Roman" w:hAnsi="Times New Roman" w:cs="Times New Roman"/>
-          <w:sz w:val="28"/>
-          <w:szCs w:val="28"/>
-        </w:rPr>
-        <w:t>Отображение данных из базы данных в табличном виде</w:t>
+        <w:t>4. Отображение данных из базы данных в табличном виде</w:t>
       </w:r>
     </w:p>
     <w:p>
@@ -948,15 +904,7 @@
           <w:sz w:val="28"/>
           <w:szCs w:val="28"/>
         </w:rPr>
-        <w:t xml:space="preserve">5. </w:t>
-      </w:r>
-      <w:r>
-        <w:rPr>
-          <w:rFonts w:ascii="Times New Roman" w:hAnsi="Times New Roman" w:cs="Times New Roman"/>
-          <w:sz w:val="28"/>
-          <w:szCs w:val="28"/>
-        </w:rPr>
-        <w:t>Добавление, редактирование и удаление записей в базе данных (для роли "Администратор")</w:t>
+        <w:t>5. Добавление, редактирование и удаление записей в базе данных (для роли "Администратор")</w:t>
       </w:r>
     </w:p>
     <w:p>
@@ -975,15 +923,7 @@
           <w:sz w:val="28"/>
           <w:szCs w:val="28"/>
         </w:rPr>
-        <w:t xml:space="preserve">6. </w:t>
-      </w:r>
-      <w:r>
-        <w:rPr>
-          <w:rFonts w:ascii="Times New Roman" w:hAnsi="Times New Roman" w:cs="Times New Roman"/>
-          <w:sz w:val="28"/>
-          <w:szCs w:val="28"/>
-        </w:rPr>
-        <w:t>Блокировка учётной записи при превышении количества неверных попыток авторизации</w:t>
+        <w:t>6. Блокировка учётной записи при превышении количества неверных попыток авторизации</w:t>
       </w:r>
     </w:p>
     <w:p>
@@ -1002,26 +942,8 @@
           <w:sz w:val="28"/>
           <w:szCs w:val="28"/>
         </w:rPr>
-        <w:t xml:space="preserve">7. </w:t>
-      </w:r>
-      <w:r>
-        <w:rPr>
-          <w:rFonts w:ascii="Times New Roman" w:hAnsi="Times New Roman" w:cs="Times New Roman"/>
-          <w:sz w:val="28"/>
-          <w:szCs w:val="28"/>
-        </w:rPr>
-        <w:t xml:space="preserve">Валидация данных клиентов посредством взаимодействия с API </w:t>
-      </w:r>
-      <w:proofErr w:type="spellStart"/>
-      <w:r>
-        <w:rPr>
-          <w:rFonts w:ascii="Times New Roman" w:hAnsi="Times New Roman" w:cs="Times New Roman"/>
-          <w:sz w:val="28"/>
-          <w:szCs w:val="28"/>
-        </w:rPr>
-        <w:t>TransferSimulator</w:t>
-      </w:r>
-      <w:proofErr w:type="spellEnd"/>
+        <w:t>7. Валидация данных клиентов посредством взаимодействия с API TransferSimulator</w:t>
+      </w:r>
     </w:p>
     <w:p>
       <w:pPr>
@@ -1039,15 +961,7 @@
           <w:sz w:val="28"/>
           <w:szCs w:val="28"/>
         </w:rPr>
-        <w:t xml:space="preserve">8. </w:t>
-      </w:r>
-      <w:r>
-        <w:rPr>
-          <w:rFonts w:ascii="Times New Roman" w:hAnsi="Times New Roman" w:cs="Times New Roman"/>
-          <w:sz w:val="28"/>
-          <w:szCs w:val="28"/>
-        </w:rPr>
-        <w:t>Вычисление полной стоимости заказа с учётом количества продукции и стоимости материалов</w:t>
+        <w:t>8. Вычисление полной стоимости заказа с учётом количества продукции и стоимости материалов</w:t>
       </w:r>
     </w:p>
     <w:p>
@@ -1104,13 +1018,8 @@
         <w:ind w:firstLine="0"/>
         <w:jc w:val="both"/>
       </w:pPr>
-      <w:proofErr w:type="spellStart"/>
-      <w:r>
-        <w:t>LoginForm.cs</w:t>
-      </w:r>
-      <w:proofErr w:type="spellEnd"/>
-      <w:r>
-        <w:t xml:space="preserve"> — модуль авторизации</w:t>
+      <w:r>
+        <w:t>LoginForm.cs — модуль авторизации</w:t>
       </w:r>
     </w:p>
     <w:p>
@@ -1124,13 +1033,8 @@
         <w:ind w:firstLine="0"/>
         <w:jc w:val="both"/>
       </w:pPr>
-      <w:proofErr w:type="spellStart"/>
-      <w:r>
-        <w:t>CaptchaForm.cs</w:t>
-      </w:r>
-      <w:proofErr w:type="spellEnd"/>
-      <w:r>
-        <w:t xml:space="preserve"> — модуль верификации CAPTCHA</w:t>
+      <w:r>
+        <w:t>CaptchaForm.cs — модуль верификации CAPTCHA</w:t>
       </w:r>
     </w:p>
     <w:p>
@@ -1144,13 +1048,8 @@
         <w:ind w:firstLine="0"/>
         <w:jc w:val="both"/>
       </w:pPr>
-      <w:proofErr w:type="spellStart"/>
-      <w:r>
-        <w:t>mainwindow.cs</w:t>
-      </w:r>
-      <w:proofErr w:type="spellEnd"/>
-      <w:r>
-        <w:t xml:space="preserve"> — главный модуль приложения</w:t>
+      <w:r>
+        <w:t>mainwindow.cs — главный модуль приложения</w:t>
       </w:r>
     </w:p>
     <w:p>
@@ -1164,13 +1063,8 @@
         <w:ind w:firstLine="0"/>
         <w:jc w:val="both"/>
       </w:pPr>
-      <w:proofErr w:type="spellStart"/>
-      <w:r>
-        <w:t>OrdersForm.cs</w:t>
-      </w:r>
-      <w:proofErr w:type="spellEnd"/>
-      <w:r>
-        <w:t xml:space="preserve"> — модуль отображения результата запроса</w:t>
+      <w:r>
+        <w:t>OrdersForm.cs — модуль отображения результата запроса</w:t>
       </w:r>
     </w:p>
     <w:p>
@@ -1184,14 +1078,9 @@
         <w:ind w:firstLine="0"/>
         <w:jc w:val="both"/>
       </w:pPr>
-      <w:proofErr w:type="spellStart"/>
       <w:r>
         <w:lastRenderedPageBreak/>
-        <w:t>ValidationForm.cs</w:t>
-      </w:r>
-      <w:proofErr w:type="spellEnd"/>
-      <w:r>
-        <w:t xml:space="preserve"> — модуль валидации данных</w:t>
+        <w:t>ValidationForm.cs — модуль валидации данных</w:t>
       </w:r>
     </w:p>
     <w:p>
@@ -1215,153 +1104,47 @@
         <w:jc w:val="both"/>
       </w:pPr>
       <w:r>
-        <w:t xml:space="preserve">Метод </w:t>
-      </w:r>
-      <w:proofErr w:type="spellStart"/>
-      <w:r>
-        <w:t>LoginButton_Click</w:t>
-      </w:r>
-      <w:proofErr w:type="spellEnd"/>
-      <w:r>
-        <w:t xml:space="preserve"> выполняет проверку введённых пользователем логина и пароля в таблице </w:t>
-      </w:r>
-      <w:proofErr w:type="spellStart"/>
-      <w:r>
-        <w:t>users</w:t>
-      </w:r>
-      <w:proofErr w:type="spellEnd"/>
-      <w:r>
-        <w:t xml:space="preserve"> базы данных. При успешной авторизации открывает главное окно с учётом роли пользователя. При неверных данных увеличивает счётчик попыток. При достижении трёх неверных попыток блокирует учётную запись.</w:t>
-      </w:r>
-    </w:p>
-    <w:p>
-      <w:pPr>
-        <w:pStyle w:val="ad"/>
-        <w:spacing w:line="360" w:lineRule="auto"/>
-        <w:jc w:val="both"/>
-      </w:pPr>
-      <w:r>
-        <w:t xml:space="preserve">Метод </w:t>
-      </w:r>
-      <w:proofErr w:type="spellStart"/>
-      <w:proofErr w:type="gramStart"/>
-      <w:r>
-        <w:t>LoadData</w:t>
-      </w:r>
-      <w:proofErr w:type="spellEnd"/>
-      <w:r>
-        <w:t>(</w:t>
-      </w:r>
-      <w:proofErr w:type="spellStart"/>
-      <w:proofErr w:type="gramEnd"/>
-      <w:r>
-        <w:t>string</w:t>
-      </w:r>
-      <w:proofErr w:type="spellEnd"/>
-      <w:r>
-        <w:t xml:space="preserve"> </w:t>
-      </w:r>
-      <w:proofErr w:type="spellStart"/>
-      <w:r>
-        <w:t>command</w:t>
-      </w:r>
-      <w:proofErr w:type="spellEnd"/>
-      <w:r>
-        <w:t xml:space="preserve">, </w:t>
-      </w:r>
-      <w:proofErr w:type="spellStart"/>
-      <w:r>
-        <w:t>DataGridView</w:t>
-      </w:r>
-      <w:proofErr w:type="spellEnd"/>
-      <w:r>
-        <w:t xml:space="preserve"> </w:t>
-      </w:r>
-      <w:proofErr w:type="spellStart"/>
-      <w:r>
-        <w:t>grid</w:t>
-      </w:r>
-      <w:proofErr w:type="spellEnd"/>
-      <w:r>
-        <w:t xml:space="preserve">) принимает строку SQL запроса и ссылку на таблицу. Выполняет запрос к базе данных и загружает результат в указанный </w:t>
-      </w:r>
-      <w:proofErr w:type="spellStart"/>
-      <w:r>
-        <w:t>DataGridView</w:t>
-      </w:r>
-      <w:proofErr w:type="spellEnd"/>
-      <w:r>
-        <w:t>.</w:t>
-      </w:r>
-    </w:p>
-    <w:p>
-      <w:pPr>
-        <w:pStyle w:val="ad"/>
-        <w:spacing w:line="360" w:lineRule="auto"/>
-        <w:jc w:val="both"/>
-      </w:pPr>
-      <w:r>
-        <w:t xml:space="preserve">Метод </w:t>
-      </w:r>
-      <w:proofErr w:type="spellStart"/>
-      <w:r>
-        <w:t>btnSave_Click</w:t>
-      </w:r>
-      <w:proofErr w:type="spellEnd"/>
-      <w:r>
-        <w:t xml:space="preserve"> определяет активную вкладку главного окна, получает из неё </w:t>
-      </w:r>
-      <w:proofErr w:type="spellStart"/>
-      <w:r>
-        <w:t>DataGridView</w:t>
-      </w:r>
-      <w:proofErr w:type="spellEnd"/>
-      <w:r>
-        <w:t xml:space="preserve"> и сохраняет все изменения в соответствующую таблицу базы данных. При дублировании уникального поля выводит сообщение об ошибке.</w:t>
-      </w:r>
-    </w:p>
-    <w:p>
-      <w:pPr>
-        <w:pStyle w:val="ad"/>
-        <w:spacing w:line="360" w:lineRule="auto"/>
-        <w:jc w:val="both"/>
-      </w:pPr>
-      <w:r>
-        <w:t xml:space="preserve">Метод </w:t>
-      </w:r>
-      <w:proofErr w:type="spellStart"/>
-      <w:r>
-        <w:t>btnGetData_Click</w:t>
-      </w:r>
-      <w:proofErr w:type="spellEnd"/>
-      <w:r>
-        <w:t xml:space="preserve"> выполняет асинхронный GET запрос к API </w:t>
-      </w:r>
-      <w:proofErr w:type="spellStart"/>
-      <w:r>
-        <w:t>TransferSimulator</w:t>
-      </w:r>
-      <w:proofErr w:type="spellEnd"/>
-      <w:r>
-        <w:t xml:space="preserve"> по адресу http://localhost:4444/TransferSimulator/fullName и отображает полученное ФИО клиента на форме.</w:t>
-      </w:r>
-    </w:p>
-    <w:p>
-      <w:pPr>
-        <w:pStyle w:val="ad"/>
-        <w:spacing w:line="360" w:lineRule="auto"/>
-        <w:jc w:val="both"/>
-      </w:pPr>
-      <w:r>
-        <w:t xml:space="preserve">Метод </w:t>
-      </w:r>
-      <w:proofErr w:type="spellStart"/>
-      <w:r>
-        <w:t>btnValidate_Click</w:t>
-      </w:r>
-      <w:proofErr w:type="spellEnd"/>
-      <w:r>
-        <w:t xml:space="preserve"> выполняет валидацию полученного ФИО по двум критериям: наличие запрещённых символов и пустое значение. Результат проверки отображается на форме.</w:t>
+        <w:t>Метод LoginButton_Click выполняет проверку введённых пользователем логина и пароля в таблице users базы данных. При успешной авторизации открывает главное окно с учётом роли пользователя. При неверных данных увеличивает счётчик попыток. При достижении трёх неверных попыток блокирует учётную запись.</w:t>
+      </w:r>
+    </w:p>
+    <w:p>
+      <w:pPr>
+        <w:pStyle w:val="ad"/>
+        <w:spacing w:line="360" w:lineRule="auto"/>
+        <w:jc w:val="both"/>
+      </w:pPr>
+      <w:r>
+        <w:t>Метод LoadData(string command, DataGridView grid) принимает строку SQL запроса и ссылку на таблицу. Выполняет запрос к базе данных и загружает результат в указанный DataGridView.</w:t>
+      </w:r>
+    </w:p>
+    <w:p>
+      <w:pPr>
+        <w:pStyle w:val="ad"/>
+        <w:spacing w:line="360" w:lineRule="auto"/>
+        <w:jc w:val="both"/>
+      </w:pPr>
+      <w:r>
+        <w:t>Метод btnSave_Click определяет активную вкладку главного окна, получает из неё DataGridView и сохраняет все изменения в соответствующую таблицу базы данных. При дублировании уникального поля выводит сообщение об ошибке.</w:t>
+      </w:r>
+    </w:p>
+    <w:p>
+      <w:pPr>
+        <w:pStyle w:val="ad"/>
+        <w:spacing w:line="360" w:lineRule="auto"/>
+        <w:jc w:val="both"/>
+      </w:pPr>
+      <w:r>
+        <w:t>Метод btnGetData_Click выполняет асинхронный GET запрос к API TransferSimulator по адресу http://localhost:4444/TransferSimulator/fullName и отображает полученное ФИО клиента на форме.</w:t>
+      </w:r>
+    </w:p>
+    <w:p>
+      <w:pPr>
+        <w:pStyle w:val="ad"/>
+        <w:spacing w:line="360" w:lineRule="auto"/>
+        <w:jc w:val="both"/>
+      </w:pPr>
+      <w:r>
+        <w:t>Метод btnValidate_Click выполняет валидацию полученного ФИО по двум критериям: наличие запрещённых символов и пустое значение. Результат проверки отображается на форме.</w:t>
       </w:r>
     </w:p>
     <w:p>
@@ -1473,9 +1256,27 @@
         <w:pStyle w:val="ad"/>
         <w:spacing w:line="360" w:lineRule="auto"/>
         <w:jc w:val="both"/>
-      </w:pPr>
-      <w:r>
-        <w:t>5. ВХОДНЫЕ ДАННЫЕ</w:t>
+        <w:rPr>
+          <w:lang w:val="en-US"/>
+        </w:rPr>
+      </w:pPr>
+      <w:r>
+        <w:rPr>
+          <w:lang w:val="en-US"/>
+        </w:rPr>
+        <w:t xml:space="preserve">5. </w:t>
+      </w:r>
+      <w:r>
+        <w:t>ВХОДНЫЕ</w:t>
+      </w:r>
+      <w:r>
+        <w:rPr>
+          <w:lang w:val="en-US"/>
+        </w:rPr>
+        <w:t xml:space="preserve"> </w:t>
+      </w:r>
+      <w:r>
+        <w:t>ДАННЫЕ</w:t>
       </w:r>
     </w:p>
     <w:p>
@@ -1494,13 +1295,6 @@
         <w:spacing w:line="360" w:lineRule="auto"/>
         <w:jc w:val="both"/>
       </w:pPr>
-    </w:p>
-    <w:p>
-      <w:pPr>
-        <w:pStyle w:val="ad"/>
-        <w:spacing w:line="360" w:lineRule="auto"/>
-        <w:jc w:val="both"/>
-      </w:pPr>
       <w:r>
         <w:t>Логин и пароль пользователя — вводятся в форме авторизации</w:t>
       </w:r>
@@ -1522,27 +1316,17 @@
         <w:jc w:val="both"/>
       </w:pPr>
       <w:r>
-        <w:t xml:space="preserve">ФИО клиента — получается автоматически с API </w:t>
-      </w:r>
-      <w:proofErr w:type="spellStart"/>
-      <w:r>
-        <w:t>TransferSimulator</w:t>
-      </w:r>
-      <w:proofErr w:type="spellEnd"/>
-    </w:p>
-    <w:p>
-      <w:pPr>
-        <w:pStyle w:val="ad"/>
-        <w:spacing w:line="360" w:lineRule="auto"/>
-        <w:jc w:val="both"/>
-      </w:pPr>
-      <w:proofErr w:type="gramStart"/>
-      <w:r>
-        <w:t>Данные</w:t>
-      </w:r>
-      <w:proofErr w:type="gramEnd"/>
-      <w:r>
-        <w:t xml:space="preserve"> вносимые администратором в таблицы — логин, пароль, роль пользователя и другие записи БД</w:t>
+        <w:t>ФИО клиента — получается автоматически с API TransferSimulator</w:t>
+      </w:r>
+    </w:p>
+    <w:p>
+      <w:pPr>
+        <w:pStyle w:val="ad"/>
+        <w:spacing w:line="360" w:lineRule="auto"/>
+        <w:jc w:val="both"/>
+      </w:pPr>
+      <w:r>
+        <w:t>Данные вносимые администратором в таблицы — логин, пароль, роль пользователя и другие записи БД</w:t>
       </w:r>
     </w:p>
     <w:p>
@@ -1582,13 +1366,8 @@
         <w:jc w:val="both"/>
       </w:pPr>
       <w:r>
-        <w:t xml:space="preserve">Данные из таблиц базы данных отображаемые в </w:t>
-      </w:r>
-      <w:proofErr w:type="spellStart"/>
-      <w:r>
-        <w:t>DataGridView</w:t>
-      </w:r>
-      <w:proofErr w:type="spellEnd"/>
+        <w:t>Данные из таблиц базы данных отображаемые в DataGridView</w:t>
+      </w:r>
     </w:p>
     <w:p>
       <w:pPr>
@@ -2548,6 +2327,7 @@
   <w:style w:type="character" w:default="1" w:styleId="a0">
     <w:name w:val="Default Paragraph Font"/>
     <w:uiPriority w:val="1"/>
+    <w:semiHidden/>
     <w:unhideWhenUsed/>
   </w:style>
   <w:style w:type="table" w:default="1" w:styleId="a1">
